--- a/Fase 1/Evidencias Grupales/1.5_GuiaEstudiante_Fase 1_Definicion Proyecto APT.docx
+++ b/Fase 1/Evidencias Grupales/1.5_GuiaEstudiante_Fase 1_Definicion Proyecto APT.docx
@@ -398,7 +398,25 @@
               <w:rPr>
                 <w:color w:val="1F3864"/>
               </w:rPr>
-              <w:t>Nombre estudiante</w:t>
+              <w:t>Nombre</w:t>
+            </w:r>
+            <w:r>
+              <w:rPr>
+                <w:color w:val="1F3864"/>
+              </w:rPr>
+              <w:t>(s)</w:t>
+            </w:r>
+            <w:r>
+              <w:rPr>
+                <w:color w:val="1F3864"/>
+              </w:rPr>
+              <w:t xml:space="preserve"> estudiante</w:t>
+            </w:r>
+            <w:r>
+              <w:rPr>
+                <w:color w:val="1F3864"/>
+              </w:rPr>
+              <w:t>(s)</w:t>
             </w:r>
           </w:p>
         </w:tc>
@@ -409,42 +427,7 @@
           </w:tcPr>
           <w:p>
             <w:r>
-              <w:t>Aldo Arroyo, Nicolas Navarro y Gabriela Sandoval</w:t>
-            </w:r>
-          </w:p>
-        </w:tc>
-      </w:tr>
-      <w:tr>
-        <w:trPr>
-          <w:trHeight w:val="418"/>
-        </w:trPr>
-        <w:tc>
-          <w:tcPr>
-            <w:tcW w:w="2534" w:type="dxa"/>
-            <w:vAlign w:val="center"/>
-          </w:tcPr>
-          <w:p>
-            <w:pPr>
-              <w:rPr>
-                <w:color w:val="1F3864"/>
-              </w:rPr>
-            </w:pPr>
-            <w:r>
-              <w:rPr>
-                <w:color w:val="1F3864"/>
-              </w:rPr>
-              <w:t>Rut</w:t>
-            </w:r>
-          </w:p>
-        </w:tc>
-        <w:tc>
-          <w:tcPr>
-            <w:tcW w:w="6964" w:type="dxa"/>
-            <w:vAlign w:val="center"/>
-          </w:tcPr>
-          <w:p>
-            <w:r>
-              <w:t>20.749.760-6, 20.994.291-7, 17282961-9</w:t>
+              <w:t>&lt;nombre del o los integrantes&gt;</w:t>
             </w:r>
           </w:p>
         </w:tc>
@@ -514,7 +497,7 @@
           </w:tcPr>
           <w:p>
             <w:r>
-              <w:t>San Andrés</w:t>
+              <w:t>&lt;nombre de la Sede&gt;</w:t>
             </w:r>
           </w:p>
         </w:tc>
@@ -658,7 +641,7 @@
                 <w:sz w:val="20"/>
                 <w:szCs w:val="20"/>
               </w:rPr>
-              <w:t>Sistema de Gestión de procesos de reclutamiento y selección para LLConsulting.</w:t>
+              <w:t>&lt;nombre del proyecto&gt;</w:t>
             </w:r>
           </w:p>
         </w:tc>
@@ -705,37 +688,38 @@
                 <w:sz w:val="20"/>
                 <w:szCs w:val="20"/>
               </w:rPr>
-              <w:t>El desarrollo del sistema de gestión de procesos de reclutamiento y evaluación psicolaboral para LL Consulting involucra las siguientes áreas de desempeño profesional contempladas en el plan de estudios de la carrera de Ingeniería en Informática:</w:t>
-            </w:r>
-          </w:p>
-          <w:p>
-            <w:pPr>
-              <w:numPr>
-                <w:ilvl w:val="0"/>
-                <w:numId w:val="1"/>
-              </w:numPr>
-              <w:spacing w:before="240" w:after="0"/>
-              <w:ind w:left="283" w:hanging="283"/>
-              <w:jc w:val="both"/>
-              <w:rPr>
-                <w:sz w:val="20"/>
-                <w:szCs w:val="20"/>
-              </w:rPr>
-            </w:pPr>
-            <w:r>
-              <w:rPr>
-                <w:b/>
-                <w:sz w:val="20"/>
-                <w:szCs w:val="20"/>
-              </w:rPr>
-              <w:t xml:space="preserve"> Análisis y Planificación de Requerimientos Informáticos:</w:t>
-            </w:r>
-            <w:r>
-              <w:rPr>
-                <w:sz w:val="20"/>
-                <w:szCs w:val="20"/>
-              </w:rPr>
-              <w:t xml:space="preserve"> Esta área se aborda mediante el levantamiento, documentación y validación de los requerimientos necesarios para dar soporte a los procesos internos de la organización.</w:t>
+              <w:t>&lt;explicar cómo el desarrollo del proyecto involucra a las líneas formativas de la carrera&gt;. Abajo una referencia de lo que se requiere.</w:t>
+            </w:r>
+          </w:p>
+          <w:p>
+            <w:pPr>
+              <w:spacing w:before="240" w:after="240"/>
+              <w:jc w:val="both"/>
+              <w:rPr>
+                <w:sz w:val="20"/>
+                <w:szCs w:val="20"/>
+              </w:rPr>
+            </w:pPr>
+            <w:r>
+              <w:rPr>
+                <w:sz w:val="20"/>
+                <w:szCs w:val="20"/>
+              </w:rPr>
+              <w:t>El desarrollo del</w:t>
+            </w:r>
+            <w:r>
+              <w:rPr>
+                <w:sz w:val="20"/>
+                <w:szCs w:val="20"/>
+              </w:rPr>
+              <w:t xml:space="preserve"> &lt;nombre del proyecto&gt; </w:t>
+            </w:r>
+            <w:r>
+              <w:rPr>
+                <w:sz w:val="20"/>
+                <w:szCs w:val="20"/>
+              </w:rPr>
+              <w:t>involucra las siguientes áreas de desempeño profesional contempladas en el plan de estudios de la carrera de Ingeniería en Informática:</w:t>
             </w:r>
           </w:p>
           <w:p>
@@ -748,6 +732,7 @@
               <w:ind w:left="283" w:hanging="283"/>
               <w:jc w:val="both"/>
               <w:rPr>
+                <w:color w:val="A6A6A6" w:themeColor="background1" w:themeShade="A6"/>
                 <w:sz w:val="20"/>
                 <w:szCs w:val="20"/>
               </w:rPr>
@@ -758,15 +743,37 @@
                 <w:sz w:val="20"/>
                 <w:szCs w:val="20"/>
               </w:rPr>
-              <w:t>Calidad de Software:</w:t>
-            </w:r>
-            <w:r>
-              <w:rPr>
-                <w:sz w:val="20"/>
-                <w:szCs w:val="20"/>
-              </w:rPr>
-              <w:t xml:space="preserve"> Se aplican principios y técnicas de aseguramiento de calidad mediante pruebas que permiten verificar el cumplimiento de los requisitos definidos, asegurando la confiabilidad del sistema.</w:t>
-            </w:r>
+              <w:t xml:space="preserve"> </w:t>
+            </w:r>
+            <w:r>
+              <w:rPr>
+                <w:b/>
+                <w:color w:val="A6A6A6" w:themeColor="background1" w:themeShade="A6"/>
+                <w:sz w:val="20"/>
+                <w:szCs w:val="20"/>
+              </w:rPr>
+              <w:t>Análisis y Planificación de Requerimientos Informáticos:</w:t>
+            </w:r>
+            <w:r>
+              <w:rPr>
+                <w:color w:val="A6A6A6" w:themeColor="background1" w:themeShade="A6"/>
+                <w:sz w:val="20"/>
+                <w:szCs w:val="20"/>
+              </w:rPr>
+              <w:t xml:space="preserve"> Esta área se aborda mediante el levantamiento, documentación y validación de los requerimientos necesarios para dar soporte a los procesos internos de la organización.</w:t>
+            </w:r>
+          </w:p>
+          <w:p>
+            <w:pPr>
+              <w:spacing w:after="0"/>
+              <w:ind w:left="283"/>
+              <w:jc w:val="both"/>
+              <w:rPr>
+                <w:color w:val="A6A6A6" w:themeColor="background1" w:themeShade="A6"/>
+                <w:sz w:val="20"/>
+                <w:szCs w:val="20"/>
+              </w:rPr>
+            </w:pPr>
           </w:p>
           <w:p>
             <w:pPr>
@@ -778,6 +785,7 @@
               <w:ind w:left="283" w:hanging="283"/>
               <w:jc w:val="both"/>
               <w:rPr>
+                <w:color w:val="A6A6A6" w:themeColor="background1" w:themeShade="A6"/>
                 <w:sz w:val="20"/>
                 <w:szCs w:val="20"/>
               </w:rPr>
@@ -785,25 +793,32 @@
             <w:r>
               <w:rPr>
                 <w:b/>
-                <w:sz w:val="20"/>
-                <w:szCs w:val="20"/>
-              </w:rPr>
-              <w:t>Gestión de Proyectos Informáticos:</w:t>
-            </w:r>
-            <w:r>
-              <w:rPr>
-                <w:sz w:val="20"/>
-                <w:szCs w:val="20"/>
-              </w:rPr>
-              <w:t xml:space="preserve"> Se considera la planificación, control y monitoreo del proyecto, con foco en la correcta asignación de tareas, cumplimiento de plazos y seguimiento del avance.</w:t>
-            </w:r>
-            <w:r>
-              <w:rPr>
-                <w:sz w:val="20"/>
-                <w:szCs w:val="20"/>
-              </w:rPr>
-              <w:br/>
-            </w:r>
+                <w:bCs/>
+                <w:color w:val="A6A6A6" w:themeColor="background1" w:themeShade="A6"/>
+                <w:sz w:val="20"/>
+                <w:szCs w:val="20"/>
+              </w:rPr>
+              <w:t>Calidad de Software:</w:t>
+            </w:r>
+            <w:r>
+              <w:rPr>
+                <w:color w:val="A6A6A6" w:themeColor="background1" w:themeShade="A6"/>
+                <w:sz w:val="20"/>
+                <w:szCs w:val="20"/>
+              </w:rPr>
+              <w:t xml:space="preserve"> Se aplican principios y técnicas de aseguramiento de calidad mediante pruebas que permiten verificar el cumplimiento de los requisitos definidos, asegurando la confiabilidad del sistema.</w:t>
+            </w:r>
+          </w:p>
+          <w:p>
+            <w:pPr>
+              <w:spacing w:after="0"/>
+              <w:jc w:val="both"/>
+              <w:rPr>
+                <w:color w:val="A6A6A6" w:themeColor="background1" w:themeShade="A6"/>
+                <w:sz w:val="20"/>
+                <w:szCs w:val="20"/>
+              </w:rPr>
+            </w:pPr>
           </w:p>
           <w:p>
             <w:pPr>
@@ -815,6 +830,7 @@
               <w:ind w:left="283" w:hanging="283"/>
               <w:jc w:val="both"/>
               <w:rPr>
+                <w:color w:val="A6A6A6" w:themeColor="background1" w:themeShade="A6"/>
                 <w:sz w:val="20"/>
                 <w:szCs w:val="20"/>
               </w:rPr>
@@ -822,20 +838,23 @@
             <w:r>
               <w:rPr>
                 <w:b/>
-                <w:sz w:val="20"/>
-                <w:szCs w:val="20"/>
-              </w:rPr>
-              <w:t>Análisis y Desarrollo de Modelos de Datos:</w:t>
-            </w:r>
-            <w:r>
-              <w:rPr>
-                <w:sz w:val="20"/>
-                <w:szCs w:val="20"/>
-              </w:rPr>
-              <w:t xml:space="preserve"> Se diseña un modelo de datos que permita centralizar y relacionar información clave del proceso de reclutamiento, como solicitudes, candidatos, etapas, evaluaciones y seguimiento.</w:t>
-            </w:r>
-            <w:r>
-              <w:rPr>
+                <w:color w:val="A6A6A6" w:themeColor="background1" w:themeShade="A6"/>
+                <w:sz w:val="20"/>
+                <w:szCs w:val="20"/>
+              </w:rPr>
+              <w:t>Gestión de Proyectos Informáticos:</w:t>
+            </w:r>
+            <w:r>
+              <w:rPr>
+                <w:color w:val="A6A6A6" w:themeColor="background1" w:themeShade="A6"/>
+                <w:sz w:val="20"/>
+                <w:szCs w:val="20"/>
+              </w:rPr>
+              <w:t xml:space="preserve"> Se considera la planificación, control y monitoreo del proyecto, con foco en la correcta asignación de tareas, cumplimiento de plazos y seguimiento del avance.</w:t>
+            </w:r>
+            <w:r>
+              <w:rPr>
+                <w:color w:val="A6A6A6" w:themeColor="background1" w:themeShade="A6"/>
                 <w:sz w:val="20"/>
                 <w:szCs w:val="20"/>
               </w:rPr>
@@ -852,6 +871,7 @@
               <w:ind w:left="283" w:hanging="283"/>
               <w:jc w:val="both"/>
               <w:rPr>
+                <w:color w:val="A6A6A6" w:themeColor="background1" w:themeShade="A6"/>
                 <w:sz w:val="20"/>
                 <w:szCs w:val="20"/>
               </w:rPr>
@@ -859,20 +879,23 @@
             <w:r>
               <w:rPr>
                 <w:b/>
-                <w:sz w:val="20"/>
-                <w:szCs w:val="20"/>
-              </w:rPr>
-              <w:t>Programación de Software:</w:t>
-            </w:r>
-            <w:r>
-              <w:rPr>
-                <w:sz w:val="20"/>
-                <w:szCs w:val="20"/>
-              </w:rPr>
-              <w:t xml:space="preserve"> Se desarrolla la solución tecnológica requerida, implementando funcionalidades que permiten gestionar solicitudes, supervisar procesos y consultar información consolidada.</w:t>
-            </w:r>
-            <w:r>
-              <w:rPr>
+                <w:color w:val="A6A6A6" w:themeColor="background1" w:themeShade="A6"/>
+                <w:sz w:val="20"/>
+                <w:szCs w:val="20"/>
+              </w:rPr>
+              <w:t>Análisis y Desarrollo de Modelos de Datos:</w:t>
+            </w:r>
+            <w:r>
+              <w:rPr>
+                <w:color w:val="A6A6A6" w:themeColor="background1" w:themeShade="A6"/>
+                <w:sz w:val="20"/>
+                <w:szCs w:val="20"/>
+              </w:rPr>
+              <w:t xml:space="preserve"> Se diseña un modelo de datos que permita centralizar y relacionar información clave del proceso de reclutamiento, como solicitudes, candidatos, etapas, evaluaciones y seguimiento.</w:t>
+            </w:r>
+            <w:r>
+              <w:rPr>
+                <w:color w:val="A6A6A6" w:themeColor="background1" w:themeShade="A6"/>
                 <w:sz w:val="20"/>
                 <w:szCs w:val="20"/>
               </w:rPr>
@@ -889,6 +912,7 @@
               <w:ind w:left="283" w:hanging="283"/>
               <w:jc w:val="both"/>
               <w:rPr>
+                <w:color w:val="A6A6A6" w:themeColor="background1" w:themeShade="A6"/>
                 <w:sz w:val="20"/>
                 <w:szCs w:val="20"/>
               </w:rPr>
@@ -896,6 +920,48 @@
             <w:r>
               <w:rPr>
                 <w:b/>
+                <w:color w:val="A6A6A6" w:themeColor="background1" w:themeShade="A6"/>
+                <w:sz w:val="20"/>
+                <w:szCs w:val="20"/>
+              </w:rPr>
+              <w:t>Programación de Software:</w:t>
+            </w:r>
+            <w:r>
+              <w:rPr>
+                <w:color w:val="A6A6A6" w:themeColor="background1" w:themeShade="A6"/>
+                <w:sz w:val="20"/>
+                <w:szCs w:val="20"/>
+              </w:rPr>
+              <w:t xml:space="preserve"> Se desarrolla la solución tecnológica requerida, implementando funcionalidades que permiten gestionar solicitudes, supervisar procesos y consultar información consolidada.</w:t>
+            </w:r>
+            <w:r>
+              <w:rPr>
+                <w:color w:val="A6A6A6" w:themeColor="background1" w:themeShade="A6"/>
+                <w:sz w:val="20"/>
+                <w:szCs w:val="20"/>
+              </w:rPr>
+              <w:br/>
+            </w:r>
+          </w:p>
+          <w:p>
+            <w:pPr>
+              <w:numPr>
+                <w:ilvl w:val="0"/>
+                <w:numId w:val="1"/>
+              </w:numPr>
+              <w:spacing w:after="0"/>
+              <w:ind w:left="283" w:hanging="283"/>
+              <w:jc w:val="both"/>
+              <w:rPr>
+                <w:color w:val="A6A6A6" w:themeColor="background1" w:themeShade="A6"/>
+                <w:sz w:val="20"/>
+                <w:szCs w:val="20"/>
+              </w:rPr>
+            </w:pPr>
+            <w:r>
+              <w:rPr>
+                <w:b/>
+                <w:color w:val="A6A6A6" w:themeColor="background1" w:themeShade="A6"/>
                 <w:sz w:val="20"/>
                 <w:szCs w:val="20"/>
               </w:rPr>
@@ -903,6 +969,7 @@
             </w:r>
             <w:r>
               <w:rPr>
+                <w:color w:val="A6A6A6" w:themeColor="background1" w:themeShade="A6"/>
                 <w:sz w:val="20"/>
                 <w:szCs w:val="20"/>
               </w:rPr>
@@ -910,6 +977,7 @@
             </w:r>
             <w:r>
               <w:rPr>
+                <w:color w:val="A6A6A6" w:themeColor="background1" w:themeShade="A6"/>
                 <w:sz w:val="20"/>
                 <w:szCs w:val="20"/>
               </w:rPr>
@@ -933,6 +1001,7 @@
             <w:r>
               <w:rPr>
                 <w:b/>
+                <w:color w:val="A6A6A6" w:themeColor="background1" w:themeShade="A6"/>
                 <w:sz w:val="20"/>
                 <w:szCs w:val="20"/>
               </w:rPr>
@@ -940,6 +1009,7 @@
             </w:r>
             <w:r>
               <w:rPr>
+                <w:color w:val="A6A6A6" w:themeColor="background1" w:themeShade="A6"/>
                 <w:sz w:val="20"/>
                 <w:szCs w:val="20"/>
               </w:rPr>
@@ -988,6 +1058,37 @@
               <w:spacing w:before="200"/>
               <w:jc w:val="both"/>
               <w:rPr>
+                <w:sz w:val="20"/>
+                <w:szCs w:val="20"/>
+              </w:rPr>
+            </w:pPr>
+            <w:r>
+              <w:rPr>
+                <w:sz w:val="20"/>
+                <w:szCs w:val="20"/>
+              </w:rPr>
+              <w:t xml:space="preserve">El desarrollo del sistema </w:t>
+            </w:r>
+            <w:r>
+              <w:rPr>
+                <w:sz w:val="20"/>
+                <w:szCs w:val="20"/>
+              </w:rPr>
+              <w:t>&lt;nombre del proyecto&gt;</w:t>
+            </w:r>
+            <w:r>
+              <w:rPr>
+                <w:sz w:val="20"/>
+                <w:szCs w:val="20"/>
+              </w:rPr>
+              <w:t xml:space="preserve"> permite aplicar las siguientes competencias definidas en el perfil de egreso de la carrera:</w:t>
+            </w:r>
+          </w:p>
+          <w:p>
+            <w:pPr>
+              <w:spacing w:before="200"/>
+              <w:jc w:val="both"/>
+              <w:rPr>
                 <w:i/>
                 <w:color w:val="548DD4"/>
                 <w:sz w:val="20"/>
@@ -999,7 +1100,15 @@
                 <w:sz w:val="20"/>
                 <w:szCs w:val="20"/>
               </w:rPr>
-              <w:t>El desarrollo del sistema de gestión para los procesos de reclutamiento, selección y evaluación psicolaboral de LL Consulting permite aplicar las siguientes competencias definidas en el perfil de egreso de la carrera:</w:t>
+              <w:lastRenderedPageBreak/>
+              <w:t>&lt;Se debe especificar</w:t>
+            </w:r>
+            <w:r>
+              <w:rPr>
+                <w:sz w:val="20"/>
+                <w:szCs w:val="20"/>
+              </w:rPr>
+              <w:t xml:space="preserve"> cómo el proyecto impacta en cada una de las competencias del perfil de egreso&gt;. Abajo ejemplos de cómo el proyecto impacta en cada competencia del perfil de egreso.</w:t>
             </w:r>
           </w:p>
           <w:p>
@@ -1011,6 +1120,7 @@
               <w:spacing w:after="0"/>
               <w:ind w:left="283" w:hanging="283"/>
               <w:rPr>
+                <w:color w:val="A6A6A6" w:themeColor="background1" w:themeShade="A6"/>
                 <w:sz w:val="20"/>
                 <w:szCs w:val="20"/>
               </w:rPr>
@@ -1018,6 +1128,7 @@
             <w:r>
               <w:rPr>
                 <w:b/>
+                <w:color w:val="A6A6A6" w:themeColor="background1" w:themeShade="A6"/>
                 <w:sz w:val="20"/>
                 <w:szCs w:val="20"/>
               </w:rPr>
@@ -1030,24 +1141,18 @@
               <w:ind w:left="283"/>
               <w:jc w:val="both"/>
               <w:rPr>
-                <w:sz w:val="20"/>
-                <w:szCs w:val="20"/>
-              </w:rPr>
-            </w:pPr>
-            <w:r>
-              <w:rPr>
-                <w:sz w:val="20"/>
-                <w:szCs w:val="20"/>
-              </w:rPr>
-              <w:t xml:space="preserve">Se refleja en la planificación, control y evaluación del proyecto, considerando los requerimientos funcionales y organizacionales, así como la toma de </w:t>
-            </w:r>
-            <w:r>
-              <w:rPr>
-                <w:sz w:val="20"/>
-                <w:szCs w:val="20"/>
-              </w:rPr>
-              <w:lastRenderedPageBreak/>
-              <w:t>decisiones informadas que permiten cumplir con los objetivos definidos dentro de los plazos establecidos.</w:t>
+                <w:color w:val="A6A6A6" w:themeColor="background1" w:themeShade="A6"/>
+                <w:sz w:val="20"/>
+                <w:szCs w:val="20"/>
+              </w:rPr>
+            </w:pPr>
+            <w:r>
+              <w:rPr>
+                <w:color w:val="A6A6A6" w:themeColor="background1" w:themeShade="A6"/>
+                <w:sz w:val="20"/>
+                <w:szCs w:val="20"/>
+              </w:rPr>
+              <w:t>Se refleja en la planificación, control y evaluación del proyecto, considerando los requerimientos funcionales y organizacionales, así como la toma de decisiones informadas que permiten cumplir con los objetivos definidos dentro de los plazos establecidos.</w:t>
             </w:r>
           </w:p>
           <w:p>
@@ -1059,6 +1164,7 @@
               <w:spacing w:after="0"/>
               <w:ind w:left="283" w:hanging="283"/>
               <w:rPr>
+                <w:color w:val="A6A6A6" w:themeColor="background1" w:themeShade="A6"/>
                 <w:sz w:val="20"/>
                 <w:szCs w:val="20"/>
               </w:rPr>
@@ -1066,6 +1172,7 @@
             <w:r>
               <w:rPr>
                 <w:b/>
+                <w:color w:val="A6A6A6" w:themeColor="background1" w:themeShade="A6"/>
                 <w:sz w:val="20"/>
                 <w:szCs w:val="20"/>
               </w:rPr>
@@ -1078,12 +1185,14 @@
               <w:ind w:left="283"/>
               <w:jc w:val="both"/>
               <w:rPr>
-                <w:sz w:val="20"/>
-                <w:szCs w:val="20"/>
-              </w:rPr>
-            </w:pPr>
-            <w:r>
-              <w:rPr>
+                <w:color w:val="A6A6A6" w:themeColor="background1" w:themeShade="A6"/>
+                <w:sz w:val="20"/>
+                <w:szCs w:val="20"/>
+              </w:rPr>
+            </w:pPr>
+            <w:r>
+              <w:rPr>
+                <w:color w:val="A6A6A6" w:themeColor="background1" w:themeShade="A6"/>
                 <w:sz w:val="20"/>
                 <w:szCs w:val="20"/>
               </w:rPr>
@@ -1099,6 +1208,7 @@
               <w:spacing w:after="0"/>
               <w:ind w:left="283" w:hanging="283"/>
               <w:rPr>
+                <w:color w:val="A6A6A6" w:themeColor="background1" w:themeShade="A6"/>
                 <w:sz w:val="20"/>
                 <w:szCs w:val="20"/>
               </w:rPr>
@@ -1106,6 +1216,7 @@
             <w:r>
               <w:rPr>
                 <w:b/>
+                <w:color w:val="A6A6A6" w:themeColor="background1" w:themeShade="A6"/>
                 <w:sz w:val="20"/>
                 <w:szCs w:val="20"/>
               </w:rPr>
@@ -1118,12 +1229,14 @@
               <w:ind w:left="283"/>
               <w:jc w:val="both"/>
               <w:rPr>
-                <w:sz w:val="20"/>
-                <w:szCs w:val="20"/>
-              </w:rPr>
-            </w:pPr>
-            <w:r>
-              <w:rPr>
+                <w:color w:val="A6A6A6" w:themeColor="background1" w:themeShade="A6"/>
+                <w:sz w:val="20"/>
+                <w:szCs w:val="20"/>
+              </w:rPr>
+            </w:pPr>
+            <w:r>
+              <w:rPr>
+                <w:color w:val="A6A6A6" w:themeColor="background1" w:themeShade="A6"/>
                 <w:sz w:val="20"/>
                 <w:szCs w:val="20"/>
               </w:rPr>
@@ -1138,6 +1251,7 @@
               </w:numPr>
               <w:ind w:left="283" w:hanging="283"/>
               <w:rPr>
+                <w:color w:val="A6A6A6" w:themeColor="background1" w:themeShade="A6"/>
                 <w:sz w:val="20"/>
                 <w:szCs w:val="20"/>
               </w:rPr>
@@ -1145,6 +1259,7 @@
             <w:r>
               <w:rPr>
                 <w:b/>
+                <w:color w:val="A6A6A6" w:themeColor="background1" w:themeShade="A6"/>
                 <w:sz w:val="20"/>
                 <w:szCs w:val="20"/>
               </w:rPr>
@@ -1162,6 +1277,7 @@
             </w:pPr>
             <w:r>
               <w:rPr>
+                <w:color w:val="A6A6A6" w:themeColor="background1" w:themeShade="A6"/>
                 <w:sz w:val="20"/>
                 <w:szCs w:val="20"/>
               </w:rPr>
@@ -1331,7 +1447,85 @@
                 <w:sz w:val="20"/>
                 <w:szCs w:val="20"/>
               </w:rPr>
-              <w:t>El proyecto surge como respuesta a una problemática concreta que enfrenta la empresa de consultoría en recursos humanos LL Consulting, ubicada en la ciudad de Concepción, Chile. Actualmente, la organización gestiona sus procesos de reclutamiento, selección y evaluación psicolaboral de forma manual mediante planillas de Excel, lo que genera duplicación de trabajo e información, errores frecuentes, pérdida de trazabilidad y un bajo nivel de control sobre el estado de cada proceso. Esta forma de operar no solo dificulta el seguimiento de tareas, sino que también limita la capacidad de análisis y la generación de información estratégica para la toma de decisiones.</w:t>
+              <w:t>&lt;Se debe fundamentar el proyecto. Cuál es el impacto de este&gt;. Abajo un ejemplo de cómo se debe abordar.</w:t>
+            </w:r>
+          </w:p>
+          <w:p>
+            <w:pPr>
+              <w:spacing w:after="0"/>
+              <w:jc w:val="both"/>
+              <w:rPr>
+                <w:color w:val="A6A6A6" w:themeColor="background1" w:themeShade="A6"/>
+                <w:sz w:val="20"/>
+                <w:szCs w:val="20"/>
+              </w:rPr>
+            </w:pPr>
+          </w:p>
+          <w:p>
+            <w:pPr>
+              <w:spacing w:after="0"/>
+              <w:jc w:val="both"/>
+              <w:rPr>
+                <w:color w:val="A6A6A6" w:themeColor="background1" w:themeShade="A6"/>
+                <w:sz w:val="20"/>
+                <w:szCs w:val="20"/>
+              </w:rPr>
+            </w:pPr>
+            <w:r>
+              <w:rPr>
+                <w:color w:val="A6A6A6" w:themeColor="background1" w:themeShade="A6"/>
+                <w:sz w:val="20"/>
+                <w:szCs w:val="20"/>
+              </w:rPr>
+              <w:t xml:space="preserve">El proyecto surge como respuesta a una problemática concreta que enfrenta la empresa </w:t>
+            </w:r>
+            <w:r>
+              <w:rPr>
+                <w:color w:val="A6A6A6" w:themeColor="background1" w:themeShade="A6"/>
+                <w:sz w:val="20"/>
+                <w:szCs w:val="20"/>
+              </w:rPr>
+              <w:t>xxxxxxxx</w:t>
+            </w:r>
+            <w:r>
+              <w:rPr>
+                <w:color w:val="A6A6A6" w:themeColor="background1" w:themeShade="A6"/>
+                <w:sz w:val="20"/>
+                <w:szCs w:val="20"/>
+              </w:rPr>
+              <w:t xml:space="preserve">, ubicada en la ciudad de </w:t>
+            </w:r>
+            <w:r>
+              <w:rPr>
+                <w:color w:val="A6A6A6" w:themeColor="background1" w:themeShade="A6"/>
+                <w:sz w:val="20"/>
+                <w:szCs w:val="20"/>
+              </w:rPr>
+              <w:t>xxxxxxx</w:t>
+            </w:r>
+            <w:r>
+              <w:rPr>
+                <w:color w:val="A6A6A6" w:themeColor="background1" w:themeShade="A6"/>
+                <w:sz w:val="20"/>
+                <w:szCs w:val="20"/>
+              </w:rPr>
+              <w:t xml:space="preserve">, Chile. Actualmente, la organización gestiona sus procesos de </w:t>
+            </w:r>
+            <w:r>
+              <w:rPr>
+                <w:color w:val="A6A6A6" w:themeColor="background1" w:themeShade="A6"/>
+                <w:sz w:val="20"/>
+                <w:szCs w:val="20"/>
+              </w:rPr>
+              <w:t>xxxxxxxxxx</w:t>
+            </w:r>
+            <w:r>
+              <w:rPr>
+                <w:color w:val="A6A6A6" w:themeColor="background1" w:themeShade="A6"/>
+                <w:sz w:val="20"/>
+                <w:szCs w:val="20"/>
+              </w:rPr>
+              <w:t xml:space="preserve"> de forma manual mediante planillas de Excel, lo que genera duplicación de trabajo e información, errores frecuentes, pérdida de trazabilidad y un bajo nivel de control sobre el estado de cada proceso. Esta forma de operar no solo dificulta el seguimiento de tareas, sino que también limita la capacidad de análisis y la generación de información estratégica para la toma de decisiones.</w:t>
             </w:r>
           </w:p>
           <w:p>
@@ -1339,16 +1533,34 @@
               <w:spacing w:before="240" w:after="240"/>
               <w:jc w:val="both"/>
               <w:rPr>
-                <w:sz w:val="20"/>
-                <w:szCs w:val="20"/>
-              </w:rPr>
-            </w:pPr>
-            <w:r>
-              <w:rPr>
-                <w:sz w:val="20"/>
-                <w:szCs w:val="20"/>
-              </w:rPr>
-              <w:t>La situación impacta directamente a todos los trabajadores de LL Consulting, desde consultores hasta directivos, quienes dependen de la información oportuna y confiable para dar cumplimiento a sus funciones. La ausencia de un sistema centralizado impide visualizar en tiempo real los avances, compromete la calidad del servicio ofrecido y resta competitividad a la organización frente a un mercado laboral que exige cada vez mayor eficiencia y precisión en los procesos de selección.</w:t>
+                <w:color w:val="A6A6A6" w:themeColor="background1" w:themeShade="A6"/>
+                <w:sz w:val="20"/>
+                <w:szCs w:val="20"/>
+              </w:rPr>
+            </w:pPr>
+            <w:r>
+              <w:rPr>
+                <w:color w:val="A6A6A6" w:themeColor="background1" w:themeShade="A6"/>
+                <w:sz w:val="20"/>
+                <w:szCs w:val="20"/>
+              </w:rPr>
+              <w:t xml:space="preserve">La situación impacta directamente a todos los trabajadores </w:t>
+            </w:r>
+            <w:r>
+              <w:rPr>
+                <w:color w:val="A6A6A6" w:themeColor="background1" w:themeShade="A6"/>
+                <w:sz w:val="20"/>
+                <w:szCs w:val="20"/>
+              </w:rPr>
+              <w:t>de xxxxxxxx</w:t>
+            </w:r>
+            <w:r>
+              <w:rPr>
+                <w:color w:val="A6A6A6" w:themeColor="background1" w:themeShade="A6"/>
+                <w:sz w:val="20"/>
+                <w:szCs w:val="20"/>
+              </w:rPr>
+              <w:t>, desde consultores hasta directivos, quienes dependen de la información oportuna y confiable para dar cumplimiento a sus funciones. La ausencia de un sistema centralizado impide visualizar en tiempo real los avances, compromete la calidad del servicio ofrecido y resta competitividad a la organización frente a un mercado laboral que exige cada vez mayor eficiencia y precisión en los procesos de selección.</w:t>
             </w:r>
           </w:p>
           <w:p>
@@ -1356,12 +1568,14 @@
               <w:spacing w:before="240" w:after="240"/>
               <w:jc w:val="both"/>
               <w:rPr>
-                <w:sz w:val="20"/>
-                <w:szCs w:val="20"/>
-              </w:rPr>
-            </w:pPr>
-            <w:r>
-              <w:rPr>
+                <w:color w:val="A6A6A6" w:themeColor="background1" w:themeShade="A6"/>
+                <w:sz w:val="20"/>
+                <w:szCs w:val="20"/>
+              </w:rPr>
+            </w:pPr>
+            <w:r>
+              <w:rPr>
+                <w:color w:val="A6A6A6" w:themeColor="background1" w:themeShade="A6"/>
                 <w:sz w:val="20"/>
                 <w:szCs w:val="20"/>
               </w:rPr>
@@ -1373,16 +1587,34 @@
               <w:spacing w:after="0"/>
               <w:jc w:val="both"/>
               <w:rPr>
-                <w:sz w:val="20"/>
-                <w:szCs w:val="20"/>
-              </w:rPr>
-            </w:pPr>
-            <w:r>
-              <w:rPr>
-                <w:sz w:val="20"/>
-                <w:szCs w:val="20"/>
-              </w:rPr>
-              <w:t>Su valor radica en entregar a LL Consulting una plataforma que centralice procesos, reduzca errores y facilite la planificación y toma de decisiones, fortaleciendo la transparencia y eficiencia en el reclutamiento. Además, evidencia cómo la informática puede resolver problemáticas organizacionales y generar impacto real en el ámbito profesional.</w:t>
+                <w:color w:val="A6A6A6" w:themeColor="background1" w:themeShade="A6"/>
+                <w:sz w:val="20"/>
+                <w:szCs w:val="20"/>
+              </w:rPr>
+            </w:pPr>
+            <w:r>
+              <w:rPr>
+                <w:color w:val="A6A6A6" w:themeColor="background1" w:themeShade="A6"/>
+                <w:sz w:val="20"/>
+                <w:szCs w:val="20"/>
+              </w:rPr>
+              <w:t xml:space="preserve">Su valor radica en entregar a </w:t>
+            </w:r>
+            <w:r>
+              <w:rPr>
+                <w:color w:val="A6A6A6" w:themeColor="background1" w:themeShade="A6"/>
+                <w:sz w:val="20"/>
+                <w:szCs w:val="20"/>
+              </w:rPr>
+              <w:t>xxxxxxxxxxx</w:t>
+            </w:r>
+            <w:r>
+              <w:rPr>
+                <w:color w:val="A6A6A6" w:themeColor="background1" w:themeShade="A6"/>
+                <w:sz w:val="20"/>
+                <w:szCs w:val="20"/>
+              </w:rPr>
+              <w:t xml:space="preserve"> una plataforma que centralice procesos, reduzca errores y facilite la planificación y toma de decisiones, fortaleciendo la transparencia y eficiencia en el reclutamiento. Además, evidencia cómo la informática puede resolver problemáticas organizacionales y generar impacto real en el ámbito profesional.</w:t>
             </w:r>
           </w:p>
         </w:tc>
@@ -1429,7 +1661,21 @@
                 <w:sz w:val="20"/>
                 <w:szCs w:val="20"/>
               </w:rPr>
-              <w:t>El proyecto APT tiene como propósito principal entregar a la consultora LL Consulting una plataforma tecnológica que permita gestionar de manera integral sus procesos de reclutamiento, selección y evaluación psicolaboral. Lo que se espera lograr con esta iniciativa es transformar la actual gestión manual basada en planillas, que presenta duplicidad de trabajo, errores y falta de trazabilidad, en un sistema centralizado y confiable que brinde control, seguimiento y visibilidad completa de cada etapa del proceso.</w:t>
+              <w:t xml:space="preserve">&lt;Se debe </w:t>
+            </w:r>
+            <w:r>
+              <w:rPr>
+                <w:sz w:val="20"/>
+                <w:szCs w:val="20"/>
+              </w:rPr>
+              <w:t>describir</w:t>
+            </w:r>
+            <w:r>
+              <w:rPr>
+                <w:sz w:val="20"/>
+                <w:szCs w:val="20"/>
+              </w:rPr>
+              <w:t xml:space="preserve"> el proyecto&gt;. Abajo un ejemplo de cómo se debe abordar.</w:t>
             </w:r>
           </w:p>
           <w:p>
@@ -1437,224 +1683,93 @@
               <w:spacing w:after="0"/>
               <w:jc w:val="both"/>
               <w:rPr>
-                <w:sz w:val="20"/>
-                <w:szCs w:val="20"/>
-              </w:rPr>
-            </w:pPr>
-            <w:r>
-              <w:rPr>
-                <w:sz w:val="20"/>
-                <w:szCs w:val="20"/>
-              </w:rPr>
-              <w:t>La propuesta consiste en el desarrollo de una solución web modular, diseñada para registrar las solicitudes de los clientes, gestionar la información de los candidatos, supervisar las etapas críticas de los procesos y generar reportes estratégicos a partir de los datos consolidados. Esta herramienta permitirá a los consultores trabajar de manera más coordinada y ordenada, al mismo tiempo que los directivos dispondrán de información estructurada y confiable para la planificación y asignación de recursos.</w:t>
-            </w:r>
+                <w:color w:val="A6A6A6" w:themeColor="background1" w:themeShade="A6"/>
+                <w:sz w:val="20"/>
+                <w:szCs w:val="20"/>
+              </w:rPr>
+            </w:pPr>
           </w:p>
           <w:p>
             <w:pPr>
               <w:spacing w:after="0"/>
               <w:jc w:val="both"/>
               <w:rPr>
+                <w:color w:val="A6A6A6" w:themeColor="background1" w:themeShade="A6"/>
+                <w:sz w:val="20"/>
+                <w:szCs w:val="20"/>
+              </w:rPr>
+            </w:pPr>
+            <w:r>
+              <w:rPr>
+                <w:color w:val="A6A6A6" w:themeColor="background1" w:themeShade="A6"/>
+                <w:sz w:val="20"/>
+                <w:szCs w:val="20"/>
+              </w:rPr>
+              <w:t xml:space="preserve">El proyecto APT tiene como propósito principal entregar a </w:t>
+            </w:r>
+            <w:r>
+              <w:rPr>
+                <w:color w:val="A6A6A6" w:themeColor="background1" w:themeShade="A6"/>
+                <w:sz w:val="20"/>
+                <w:szCs w:val="20"/>
+              </w:rPr>
+              <w:t>xxxxxxxxx</w:t>
+            </w:r>
+            <w:r>
+              <w:rPr>
+                <w:color w:val="A6A6A6" w:themeColor="background1" w:themeShade="A6"/>
+                <w:sz w:val="20"/>
+                <w:szCs w:val="20"/>
+              </w:rPr>
+              <w:t xml:space="preserve"> una plataforma tecnológica que permita gestionar de manera integral sus procesos de reclutamiento, selección y evaluación psicolaboral. Lo que se espera lograr con esta iniciativa es transformar la actual gestión manual basada en planillas, que presenta duplicidad de trabajo, errores y falta de trazabilidad, en un sistema centralizado y confiable que brinde control, seguimiento y visibilidad completa de cada etapa del proceso.</w:t>
+            </w:r>
+          </w:p>
+          <w:p>
+            <w:pPr>
+              <w:spacing w:after="0"/>
+              <w:jc w:val="both"/>
+              <w:rPr>
+                <w:color w:val="A6A6A6" w:themeColor="background1" w:themeShade="A6"/>
+                <w:sz w:val="20"/>
+                <w:szCs w:val="20"/>
+              </w:rPr>
+            </w:pPr>
+            <w:r>
+              <w:rPr>
+                <w:color w:val="A6A6A6" w:themeColor="background1" w:themeShade="A6"/>
+                <w:sz w:val="20"/>
+                <w:szCs w:val="20"/>
+              </w:rPr>
+              <w:t xml:space="preserve">La propuesta consiste en el desarrollo de una solución web modular, diseñada para registrar las solicitudes de los clientes, gestionar la información de los candidatos, supervisar las etapas críticas de los procesos y generar reportes estratégicos a partir de los datos consolidados. Esta herramienta permitirá a los consultores trabajar de </w:t>
+            </w:r>
+            <w:r>
+              <w:rPr>
+                <w:color w:val="A6A6A6" w:themeColor="background1" w:themeShade="A6"/>
+                <w:sz w:val="20"/>
+                <w:szCs w:val="20"/>
+              </w:rPr>
+              <w:lastRenderedPageBreak/>
+              <w:t>manera más coordinada y ordenada, al mismo tiempo que los directivos dispondrán de información estructurada y confiable para la planificación y asignación de recursos.</w:t>
+            </w:r>
+          </w:p>
+          <w:p>
+            <w:pPr>
+              <w:spacing w:after="0"/>
+              <w:jc w:val="both"/>
+              <w:rPr>
                 <w:i/>
-                <w:color w:val="548DD4"/>
-                <w:sz w:val="20"/>
-                <w:szCs w:val="20"/>
-              </w:rPr>
-            </w:pPr>
-            <w:r>
-              <w:rPr>
-                <w:sz w:val="20"/>
-                <w:szCs w:val="20"/>
-              </w:rPr>
-              <w:t xml:space="preserve">Para abordar la problemática detectada, el proyecto se plantea en fases que consideran el levantamiento y validación de requerimientos, el diseño de modelos de </w:t>
-            </w:r>
-            <w:r>
-              <w:rPr>
-                <w:sz w:val="20"/>
-                <w:szCs w:val="20"/>
-              </w:rPr>
-              <w:lastRenderedPageBreak/>
-              <w:t>datos, la definición de la arquitectura de software, el desarrollo e integración de los módulos funcionales y la aplicación de pruebas de calidad que aseguren el cumplimiento de los objetivos. El resultado esperado es un sistema escalable, auditable y adaptable que dé soporte a los procesos operativos de la consultora y, a su vez, genere valor estratégico a través de la inteligencia de negocios aplicada a la información recopilada.</w:t>
-            </w:r>
-          </w:p>
-        </w:tc>
-      </w:tr>
-      <w:tr>
-        <w:trPr>
-          <w:trHeight w:val="866"/>
-        </w:trPr>
-        <w:tc>
-          <w:tcPr>
-            <w:tcW w:w="2386" w:type="dxa"/>
-            <w:vAlign w:val="center"/>
-          </w:tcPr>
-          <w:p>
-            <w:pPr>
-              <w:rPr>
-                <w:color w:val="1F3864"/>
-              </w:rPr>
-            </w:pPr>
-            <w:r>
-              <w:rPr>
-                <w:color w:val="1F3864"/>
-              </w:rPr>
-              <w:lastRenderedPageBreak/>
-              <w:t>Pertinencia del proyecto con el perfil de egreso</w:t>
-            </w:r>
-          </w:p>
-        </w:tc>
-        <w:tc>
-          <w:tcPr>
-            <w:tcW w:w="7112" w:type="dxa"/>
-            <w:vAlign w:val="center"/>
-          </w:tcPr>
-          <w:p>
-            <w:pPr>
-              <w:spacing w:after="0"/>
-              <w:jc w:val="both"/>
-              <w:rPr>
-                <w:sz w:val="20"/>
-                <w:szCs w:val="20"/>
-              </w:rPr>
-            </w:pPr>
-            <w:r>
-              <w:rPr>
-                <w:sz w:val="20"/>
-                <w:szCs w:val="20"/>
-              </w:rPr>
-              <w:t>El Proyecto APT se relaciona de manera directa con el perfil de egreso de la carrera de Ingeniería en Informática, ya que responde a una problemática organizacional concreta mediante el levantamiento de requerimientos, el análisis de procesos y el desarrollo de una solución tecnológica que integra datos y genera valor estratégico. Tal como lo establece el perfil de egreso, el Ingeniero en Informática debe estar capacitado para diseñar, adaptar e integrar sistemas computacionales, gestionar proyectos tecnológicos y asegurar la calidad del software. Este proyecto representa una instancia práctica donde esas capacidades se ponen en acción al transformar procesos manuales y fragmentados en un sistema centralizado, trazable y confiable.</w:t>
-            </w:r>
-          </w:p>
-          <w:p>
-            <w:pPr>
-              <w:spacing w:after="0"/>
-              <w:jc w:val="both"/>
-              <w:rPr>
-                <w:sz w:val="20"/>
-                <w:szCs w:val="20"/>
-              </w:rPr>
-            </w:pPr>
-          </w:p>
-          <w:p>
-            <w:pPr>
-              <w:spacing w:after="0"/>
-              <w:jc w:val="both"/>
-              <w:rPr>
-                <w:sz w:val="20"/>
-                <w:szCs w:val="20"/>
-              </w:rPr>
-            </w:pPr>
-            <w:r>
-              <w:rPr>
-                <w:sz w:val="20"/>
-                <w:szCs w:val="20"/>
-              </w:rPr>
-              <w:t>En particular, el Proyecto APT se relaciona con el perfil de egreso al requerir la construcción de una plataforma que no sólo sistematiza información, sino que además fortalece la gestión de la información y apoya la toma de decisiones estratégicas dentro de la organización. El diseño del modelo de datos, la definición de la arquitectura y la aplicación de pruebas de validación reflejan la formación integral descrita en el perfil, que combina aspectos técnicos con la capacidad de resolver problemas reales de manera innovadora.</w:t>
-            </w:r>
-          </w:p>
-          <w:p>
-            <w:pPr>
-              <w:spacing w:before="240" w:after="240"/>
-              <w:jc w:val="both"/>
-              <w:rPr>
-                <w:sz w:val="20"/>
-                <w:szCs w:val="20"/>
-              </w:rPr>
-            </w:pPr>
-            <w:r>
-              <w:rPr>
-                <w:sz w:val="20"/>
-                <w:szCs w:val="20"/>
-              </w:rPr>
-              <w:t>Las competencias seleccionadas se vuelven esenciales para resolver la problemática planteada. La gestión de proyectos informáticos asegura que el desarrollo avance con control sobre plazos y recursos; la construcción de modelos de datos permite garantizar la integridad y escalabilidad de la información; el desarrollo de soluciones de software habilita la creación de una plataforma modular y mantenible que responda a las necesidades del negocio; y la aplicación de pruebas de validación asegura que la solución cumpla con los estándares de calidad definidos. Además, la capacidad de analizar información para la toma de decisiones aporta directamente a generar reportes y tableros que consolidan datos clave para la dirección. De esta forma, el proyecto constituye un ejercicio concreto donde se integran tanto el perfil de egreso como las competencias específicas, demostrando la pertinencia de la formación en la resolución de problemas organizacionales reales.</w:t>
-            </w:r>
-          </w:p>
-        </w:tc>
-      </w:tr>
-      <w:tr>
-        <w:trPr>
-          <w:trHeight w:val="866"/>
-        </w:trPr>
-        <w:tc>
-          <w:tcPr>
-            <w:tcW w:w="2386" w:type="dxa"/>
-            <w:vAlign w:val="center"/>
-          </w:tcPr>
-          <w:p>
-            <w:pPr>
-              <w:rPr>
-                <w:color w:val="1F3864"/>
-              </w:rPr>
-            </w:pPr>
-            <w:r>
-              <w:rPr>
-                <w:color w:val="1F3864"/>
-              </w:rPr>
-              <w:t>Relación con los intereses profesionales</w:t>
-            </w:r>
-          </w:p>
-        </w:tc>
-        <w:tc>
-          <w:tcPr>
-            <w:tcW w:w="7112" w:type="dxa"/>
-            <w:vAlign w:val="center"/>
-          </w:tcPr>
-          <w:p>
-            <w:pPr>
-              <w:spacing w:before="240" w:after="240"/>
-              <w:jc w:val="both"/>
-              <w:rPr>
-                <w:sz w:val="20"/>
-                <w:szCs w:val="20"/>
-              </w:rPr>
-            </w:pPr>
-            <w:r>
-              <w:rPr>
-                <w:sz w:val="20"/>
-                <w:szCs w:val="20"/>
-              </w:rPr>
-              <w:t>Nuestros intereses profesionales están enfocados en la gestión de proyectos informáticos, el desarrollo de soluciones tecnológicas y el análisis de información para la toma de decisiones. Consideramos que estas áreas son fundamentales en nuestra formación y representan ámbitos en los que queremos desenvolvernos en el futuro laboral.</w:t>
-            </w:r>
-          </w:p>
-          <w:p>
-            <w:pPr>
-              <w:spacing w:before="240" w:after="240"/>
-              <w:jc w:val="both"/>
-              <w:rPr>
-                <w:sz w:val="20"/>
-                <w:szCs w:val="20"/>
-              </w:rPr>
-            </w:pPr>
-            <w:r>
-              <w:rPr>
-                <w:sz w:val="20"/>
-                <w:szCs w:val="20"/>
-              </w:rPr>
-              <w:t xml:space="preserve">El Proyecto APT se vincula directamente con estos intereses, ya que nos permite aplicar conocimientos de levantamiento de requerimientos, modelado de datos, desarrollo de software, pruebas de calidad y generación de reportes estratégicos. De </w:t>
-            </w:r>
-            <w:r>
-              <w:rPr>
-                <w:sz w:val="20"/>
-                <w:szCs w:val="20"/>
-              </w:rPr>
-              <w:lastRenderedPageBreak/>
-              <w:t>esta forma, abordamos una problemática real con una solución integral que refleja las competencias adquiridas durante la carrera.</w:t>
-            </w:r>
-          </w:p>
-          <w:p>
-            <w:pPr>
-              <w:spacing w:before="240" w:after="240"/>
-              <w:jc w:val="both"/>
-              <w:rPr>
-                <w:sz w:val="20"/>
-                <w:szCs w:val="20"/>
-              </w:rPr>
-            </w:pPr>
-            <w:r>
-              <w:rPr>
-                <w:sz w:val="20"/>
-                <w:szCs w:val="20"/>
-              </w:rPr>
-              <w:t>La realización de este proyecto contribuye a nuestro desarrollo profesional al darnos la oportunidad de trabajar en todas las etapas de un proyecto tecnológico, desde la planificación hasta la validación final, consolidando habilidades prácticas que serán esenciales en nuestro desempeño como Ingenieros en Informática.</w:t>
+                <w:color w:val="A6A6A6" w:themeColor="background1" w:themeShade="A6"/>
+                <w:sz w:val="20"/>
+                <w:szCs w:val="20"/>
+              </w:rPr>
+            </w:pPr>
+            <w:r>
+              <w:rPr>
+                <w:color w:val="A6A6A6" w:themeColor="background1" w:themeShade="A6"/>
+                <w:sz w:val="20"/>
+                <w:szCs w:val="20"/>
+              </w:rPr>
+              <w:t>Para abordar la problemática detectada, el proyecto se plantea en fases que consideran el levantamiento y validación de requerimientos, el diseño de modelos de datos, la definición de la arquitectura de software, el desarrollo e integración de los módulos funcionales y la aplicación de pruebas de calidad que aseguren el cumplimiento de los objetivos. El resultado esperado es un sistema escalable, auditable y adaptable que dé soporte a los procesos operativos de la consultora y, a su vez, genere valor estratégico a través de la inteligencia de negocios aplicada a la información recopilada.</w:t>
             </w:r>
           </w:p>
         </w:tc>
@@ -9389,6 +9504,7 @@
   <w:style w:type="paragraph" w:default="1" w:styleId="Normal">
     <w:name w:val="Normal"/>
     <w:qFormat/>
+    <w:rsid w:val="009E2ABD"/>
   </w:style>
   <w:style w:type="paragraph" w:styleId="Ttulo1">
     <w:name w:val="heading 1"/>
